--- a/KomaFlow_使用声明与免责条款.docx
+++ b/KomaFlow_使用声明与免责条款.docx
@@ -1497,7 +1497,7 @@
                 <w:sz w:val="19"/>
                 <w:lang w:eastAsia="zh-CN"/>
               </w:rPr>
-              <w:t>隐私：本软件不联网、不上传、不收集</w:t>
+              <w:t>隐私：默认不联网、不上传、不收集（两处下载需你同意）</w:t>
             </w:r>
           </w:p>
         </w:tc>
@@ -6941,7 +6941,7 @@
               <w:rPr>
                 <w:sz w:val="19"/>
               </w:rPr>
-              <w:t>不含 FFmpeg，需要系统里已有（在 PATH 上能找到）</w:t>
+              <w:t>不含 FFmpeg：可在你同意后按固定版本下载（会校验 SHA256），也可自行安装并加入 PATH</w:t>
             </w:r>
           </w:p>
         </w:tc>
@@ -11966,7 +11966,7 @@
           <w:b/>
           <w:lang w:eastAsia="zh-CN"/>
         </w:rPr>
-        <w:t>这一节可以一句话概括：本软件不联网。</w:t>
+        <w:t>这一节可以一句话概括：默认不联网。只有两处下载需要你点了同意才会联网。</w:t>
       </w:r>
     </w:p>
     <w:p>
@@ -11992,23 +11992,7 @@
         <w:rPr>
           <w:lang w:eastAsia="zh-CN"/>
         </w:rPr>
-        <w:t>不发起任何网络请求（不检查更新、不拉取配置、不上报错误）。</w:t>
-      </w:r>
-      <w:proofErr w:type="spellStart"/>
-      <w:r>
-        <w:t>源码里没有任何</w:t>
-      </w:r>
-      <w:proofErr w:type="spellEnd"/>
-      <w:r>
-        <w:t xml:space="preserve"> socket / </w:t>
-      </w:r>
-      <w:proofErr w:type="spellStart"/>
-      <w:r>
-        <w:t>urllib</w:t>
-      </w:r>
-      <w:proofErr w:type="spellEnd"/>
-      <w:r>
-        <w:t xml:space="preserve"> / http / requests 调用。</w:t>
+        <w:t>不检查更新、不拉取配置、不上报错误、不采集遥测。唯一的联网是你主动点同意后的两处下载：① 在 Blender 里安装 mmd_tools；② 下载 FFmpeg（固定版本 9.0.2，https 白名单域名，下完校验 SHA256，对不上就丢弃）。两处都可以拒绝；拒绝后不下载、不重试。程序不会上传你的模型、动作、成片、日志。</w:t>
       </w:r>
     </w:p>
     <w:p>
@@ -13209,7 +13193,7 @@
         <w:rPr>
           <w:lang w:eastAsia="zh-CN"/>
         </w:rPr>
-        <w:t>3.  本软件不联网、不收集、不上传。我们技术上碰不到你的数据。</w:t>
+        <w:t>3.  默认不联网、不收集、不上传；只有两处下载（mmd_tools / FFmpeg）需要你同意。我们碰不到你的数据。</w:t>
       </w:r>
     </w:p>
     <w:p>
@@ -13446,7 +13430,7 @@
         <w:ind w:left="340"/>
       </w:pPr>
       <w:r>
-        <w:t>No network activity. No telemetry, no update checks, no accounts, no uploads.</w:t>
+        <w:t>No telemetry, no update checks, no accounts, no uploads. The only network access is two optional, user-approved downloads: installing the mmd_tools extension through Blender, and fetching a pinned FFmpeg build (9.0.2, SHA256-verified, https allow-list). Both can be declined.</w:t>
       </w:r>
     </w:p>
     <w:p>
@@ -14072,6 +14056,38 @@
           <w:p>
             <w:r>
               <w:t>联系方式改为双轨：邮箱（侵权 / 隐私 / 商务）+ GitHub Issue（日常问题与建议）</w:t>
+            </w:r>
+          </w:p>
+        </w:tc>
+      </w:tr>
+      <w:tr>
+        <w:tc>
+          <w:tcPr>
+            <w:tcW w:type="dxa" w:w="1247"/>
+          </w:tcPr>
+          <w:p>
+            <w:r>
+              <w:t>2026-10-27</w:t>
+            </w:r>
+          </w:p>
+        </w:tc>
+        <w:tc>
+          <w:tcPr>
+            <w:tcW w:type="dxa" w:w="1474"/>
+          </w:tcPr>
+          <w:p>
+            <w:r>
+              <w:t>V1.2.0-beta</w:t>
+            </w:r>
+          </w:p>
+        </w:tc>
+        <w:tc>
+          <w:tcPr>
+            <w:tcW w:type="dxa" w:w="5782"/>
+          </w:tcPr>
+          <w:p>
+            <w:r>
+              <w:t>隐私条款按实际行为更正：两处可选联网下载（mmd_tools / FFmpeg），含 https 白名单与 SHA256 校验</w:t>
             </w:r>
           </w:p>
         </w:tc>

--- a/KomaFlow_使用声明与免责条款.docx
+++ b/KomaFlow_使用声明与免责条款.docx
@@ -14077,7 +14077,7 @@
           </w:tcPr>
           <w:p>
             <w:r>
-              <w:t>V1.2.0-beta</w:t>
+              <w:t>V1.2.0</w:t>
             </w:r>
           </w:p>
         </w:tc>
